--- a/outputs/publication/reports/40_hbs_expansion_design_note.docx
+++ b/outputs/publication/reports/40_hbs_expansion_design_note.docx
@@ -23,7 +23,7 @@
         <w:pStyle w:val="Date"/>
       </w:pPr>
       <w:r>
-        <w:t xml:space="preserve">2026-04-01</w:t>
+        <w:t xml:space="preserve">2026-04-02</w:t>
       </w:r>
     </w:p>
     <w:sdt>
@@ -382,7 +382,7 @@
               <w:jc w:val="right"/>
             </w:pPr>
             <w:r>
-              <w:t xml:space="preserve">0.029</w:t>
+              <w:t xml:space="preserve">0.014</w:t>
             </w:r>
           </w:p>
         </w:tc>
@@ -492,7 +492,7 @@
               <w:jc w:val="right"/>
             </w:pPr>
             <w:r>
-              <w:t xml:space="preserve">0.029</w:t>
+              <w:t xml:space="preserve">0.015</w:t>
             </w:r>
           </w:p>
         </w:tc>
@@ -602,7 +602,7 @@
               <w:jc w:val="right"/>
             </w:pPr>
             <w:r>
-              <w:t xml:space="preserve">0.030</w:t>
+              <w:t xml:space="preserve">0.011</w:t>
             </w:r>
           </w:p>
         </w:tc>
@@ -792,7 +792,7 @@
               <w:jc w:val="right"/>
             </w:pPr>
             <w:r>
-              <w:t xml:space="preserve">13</w:t>
+              <w:t xml:space="preserve">14</w:t>
             </w:r>
           </w:p>
         </w:tc>
@@ -978,7 +978,7 @@
               <w:jc w:val="right"/>
             </w:pPr>
             <w:r>
-              <w:t xml:space="preserve">13</w:t>
+              <w:t xml:space="preserve">14</w:t>
             </w:r>
           </w:p>
         </w:tc>
@@ -13592,19 +13592,19 @@
               <w:jc w:val="right"/>
             </w:pPr>
             <w:r>
-              <w:t xml:space="preserve">63.5</w:t>
-            </w:r>
-          </w:p>
-        </w:tc>
-        <w:tc>
-          <w:tcPr/>
-          <w:p>
-            <w:pPr>
-              <w:pStyle w:val="Compact"/>
-              <w:jc w:val="right"/>
-            </w:pPr>
-            <w:r>
-              <w:t xml:space="preserve">0.991</w:t>
+              <w:t xml:space="preserve">68.5</w:t>
+            </w:r>
+          </w:p>
+        </w:tc>
+        <w:tc>
+          <w:tcPr/>
+          <w:p>
+            <w:pPr>
+              <w:pStyle w:val="Compact"/>
+              <w:jc w:val="right"/>
+            </w:pPr>
+            <w:r>
+              <w:t xml:space="preserve">1.000</w:t>
             </w:r>
           </w:p>
         </w:tc>
@@ -13702,19 +13702,19 @@
               <w:jc w:val="right"/>
             </w:pPr>
             <w:r>
-              <w:t xml:space="preserve">49.5</w:t>
-            </w:r>
-          </w:p>
-        </w:tc>
-        <w:tc>
-          <w:tcPr/>
-          <w:p>
-            <w:pPr>
-              <w:pStyle w:val="Compact"/>
-              <w:jc w:val="right"/>
-            </w:pPr>
-            <w:r>
-              <w:t xml:space="preserve">0.974</w:t>
+              <w:t xml:space="preserve">48.5</w:t>
+            </w:r>
+          </w:p>
+        </w:tc>
+        <w:tc>
+          <w:tcPr/>
+          <w:p>
+            <w:pPr>
+              <w:pStyle w:val="Compact"/>
+              <w:jc w:val="right"/>
+            </w:pPr>
+            <w:r>
+              <w:t xml:space="preserve">0.952</w:t>
             </w:r>
           </w:p>
         </w:tc>
@@ -13812,19 +13812,19 @@
               <w:jc w:val="right"/>
             </w:pPr>
             <w:r>
-              <w:t xml:space="preserve">40.0</w:t>
-            </w:r>
-          </w:p>
-        </w:tc>
-        <w:tc>
-          <w:tcPr/>
-          <w:p>
-            <w:pPr>
-              <w:pStyle w:val="Compact"/>
-              <w:jc w:val="right"/>
-            </w:pPr>
-            <w:r>
-              <w:t xml:space="preserve">0.974</w:t>
+              <w:t xml:space="preserve">39.5</w:t>
+            </w:r>
+          </w:p>
+        </w:tc>
+        <w:tc>
+          <w:tcPr/>
+          <w:p>
+            <w:pPr>
+              <w:pStyle w:val="Compact"/>
+              <w:jc w:val="right"/>
+            </w:pPr>
+            <w:r>
+              <w:t xml:space="preserve">0.952</w:t>
             </w:r>
           </w:p>
         </w:tc>
@@ -13980,7 +13980,7 @@
         <w:t xml:space="preserve">Full linked sample</w:t>
       </w:r>
       <w:r>
-        <w:t xml:space="preserve">: N = 8,224; effective link rate = 22.4%; immigrant share = 26.3%; ambiguity share = 43.4%; ambiguity reduction vs full = 0.0%; cell median = 63.5; cell share &gt;=10 = 99.1%; overall pass =</w:t>
+        <w:t xml:space="preserve">: N = 8,224; effective link rate = 22.4%; immigrant share = 26.3%; ambiguity share = 43.4%; ambiguity reduction vs full = 0.0%; cell median = 68.5; cell share &gt;=10 = 100.0%; overall pass =</w:t>
       </w:r>
       <w:r>
         <w:t xml:space="preserve"> </w:t>
@@ -14009,7 +14009,7 @@
         <w:t xml:space="preserve">No migration-signal sample</w:t>
       </w:r>
       <w:r>
-        <w:t xml:space="preserve">: N = 4,114; effective link rate = 11.2%; immigrant share = 0.0%; ambiguity share = 14.1%; ambiguity reduction vs full = 29.2%; cell median = 49.5; cell share &gt;=10 = 97.4%; overall pass =</w:t>
+        <w:t xml:space="preserve">: N = 4,114; effective link rate = 11.2%; immigrant share = 0.0%; ambiguity share = 14.1%; ambiguity reduction vs full = 29.2%; cell median = 48.5; cell share &gt;=10 = 95.2%; overall pass =</w:t>
       </w:r>
       <w:r>
         <w:t xml:space="preserve"> </w:t>
@@ -14038,7 +14038,7 @@
         <w:t xml:space="preserve">Conservative likely-stayer sample</w:t>
       </w:r>
       <w:r>
-        <w:t xml:space="preserve">: N = 3,542; effective link rate = 9.6%; immigrant share = 0.0%; ambiguity share = 0.0%; ambiguity reduction vs full = 43.4%; cell median = 40.0; cell share &gt;=10 = 97.4%; overall pass =</w:t>
+        <w:t xml:space="preserve">: N = 3,542; effective link rate = 9.6%; immigrant share = 0.0%; ambiguity share = 0.0%; ambiguity reduction vs full = 43.4%; cell median = 39.5; cell share &gt;=10 = 95.2%; overall pass =</w:t>
       </w:r>
       <w:r>
         <w:t xml:space="preserve"> </w:t>
@@ -15639,7 +15639,7 @@
               <w:jc w:val="right"/>
             </w:pPr>
             <w:r>
-              <w:t xml:space="preserve">169</w:t>
+              <w:t xml:space="preserve">187</w:t>
             </w:r>
           </w:p>
         </w:tc>
@@ -15725,7 +15725,7 @@
               <w:jc w:val="right"/>
             </w:pPr>
             <w:r>
-              <w:t xml:space="preserve">101</w:t>
+              <w:t xml:space="preserve">106</w:t>
             </w:r>
           </w:p>
         </w:tc>
@@ -15811,19 +15811,19 @@
               <w:jc w:val="right"/>
             </w:pPr>
             <w:r>
-              <w:t xml:space="preserve">364</w:t>
-            </w:r>
-          </w:p>
-        </w:tc>
-        <w:tc>
-          <w:tcPr/>
-          <w:p>
-            <w:pPr>
-              <w:pStyle w:val="Compact"/>
-              <w:jc w:val="right"/>
-            </w:pPr>
-            <w:r>
-              <w:t xml:space="preserve">0.020</w:t>
+              <w:t xml:space="preserve">302</w:t>
+            </w:r>
+          </w:p>
+        </w:tc>
+        <w:tc>
+          <w:tcPr/>
+          <w:p>
+            <w:pPr>
+              <w:pStyle w:val="Compact"/>
+              <w:jc w:val="right"/>
+            </w:pPr>
+            <w:r>
+              <w:t xml:space="preserve">0.016</w:t>
             </w:r>
           </w:p>
         </w:tc>
@@ -15897,7 +15897,7 @@
               <w:jc w:val="right"/>
             </w:pPr>
             <w:r>
-              <w:t xml:space="preserve">208</w:t>
+              <w:t xml:space="preserve">200</w:t>
             </w:r>
           </w:p>
         </w:tc>
@@ -15983,7 +15983,7 @@
               <w:jc w:val="right"/>
             </w:pPr>
             <w:r>
-              <w:t xml:space="preserve">204</w:t>
+              <w:t xml:space="preserve">248</w:t>
             </w:r>
           </w:p>
         </w:tc>
@@ -16069,19 +16069,19 @@
               <w:jc w:val="right"/>
             </w:pPr>
             <w:r>
-              <w:t xml:space="preserve">87</w:t>
-            </w:r>
-          </w:p>
-        </w:tc>
-        <w:tc>
-          <w:tcPr/>
-          <w:p>
-            <w:pPr>
-              <w:pStyle w:val="Compact"/>
-              <w:jc w:val="right"/>
-            </w:pPr>
-            <w:r>
-              <w:t xml:space="preserve">0.042</w:t>
+              <w:t xml:space="preserve">90</w:t>
+            </w:r>
+          </w:p>
+        </w:tc>
+        <w:tc>
+          <w:tcPr/>
+          <w:p>
+            <w:pPr>
+              <w:pStyle w:val="Compact"/>
+              <w:jc w:val="right"/>
+            </w:pPr>
+            <w:r>
+              <w:t xml:space="preserve">0.038</w:t>
             </w:r>
           </w:p>
         </w:tc>
@@ -17015,19 +17015,19 @@
               <w:jc w:val="right"/>
             </w:pPr>
             <w:r>
-              <w:t xml:space="preserve">267</w:t>
-            </w:r>
-          </w:p>
-        </w:tc>
-        <w:tc>
-          <w:tcPr/>
-          <w:p>
-            <w:pPr>
-              <w:pStyle w:val="Compact"/>
-              <w:jc w:val="right"/>
-            </w:pPr>
-            <w:r>
-              <w:t xml:space="preserve">0.009</w:t>
+              <w:t xml:space="preserve">249</w:t>
+            </w:r>
+          </w:p>
+        </w:tc>
+        <w:tc>
+          <w:tcPr/>
+          <w:p>
+            <w:pPr>
+              <w:pStyle w:val="Compact"/>
+              <w:jc w:val="right"/>
+            </w:pPr>
+            <w:r>
+              <w:t xml:space="preserve">0.010</w:t>
             </w:r>
           </w:p>
         </w:tc>
@@ -17101,7 +17101,7 @@
               <w:jc w:val="right"/>
             </w:pPr>
             <w:r>
-              <w:t xml:space="preserve">123</w:t>
+              <w:t xml:space="preserve">118</w:t>
             </w:r>
           </w:p>
         </w:tc>
@@ -17187,19 +17187,19 @@
               <w:jc w:val="right"/>
             </w:pPr>
             <w:r>
-              <w:t xml:space="preserve">122</w:t>
-            </w:r>
-          </w:p>
-        </w:tc>
-        <w:tc>
-          <w:tcPr/>
-          <w:p>
-            <w:pPr>
-              <w:pStyle w:val="Compact"/>
-              <w:jc w:val="right"/>
-            </w:pPr>
-            <w:r>
-              <w:t xml:space="preserve">0.032</w:t>
+              <w:t xml:space="preserve">178</w:t>
+            </w:r>
+          </w:p>
+        </w:tc>
+        <w:tc>
+          <w:tcPr/>
+          <w:p>
+            <w:pPr>
+              <w:pStyle w:val="Compact"/>
+              <w:jc w:val="right"/>
+            </w:pPr>
+            <w:r>
+              <w:t xml:space="preserve">0.022</w:t>
             </w:r>
           </w:p>
         </w:tc>
@@ -17273,7 +17273,7 @@
               <w:jc w:val="right"/>
             </w:pPr>
             <w:r>
-              <w:t xml:space="preserve">67</w:t>
+              <w:t xml:space="preserve">81</w:t>
             </w:r>
           </w:p>
         </w:tc>
@@ -17359,19 +17359,19 @@
               <w:jc w:val="right"/>
             </w:pPr>
             <w:r>
-              <w:t xml:space="preserve">226</w:t>
-            </w:r>
-          </w:p>
-        </w:tc>
-        <w:tc>
-          <w:tcPr/>
-          <w:p>
-            <w:pPr>
-              <w:pStyle w:val="Compact"/>
-              <w:jc w:val="right"/>
-            </w:pPr>
-            <w:r>
-              <w:t xml:space="preserve">0.009</w:t>
+              <w:t xml:space="preserve">188</w:t>
+            </w:r>
+          </w:p>
+        </w:tc>
+        <w:tc>
+          <w:tcPr/>
+          <w:p>
+            <w:pPr>
+              <w:pStyle w:val="Compact"/>
+              <w:jc w:val="right"/>
+            </w:pPr>
+            <w:r>
+              <w:t xml:space="preserve">0.010</w:t>
             </w:r>
           </w:p>
         </w:tc>
@@ -17445,7 +17445,7 @@
               <w:jc w:val="right"/>
             </w:pPr>
             <w:r>
-              <w:t xml:space="preserve">95</w:t>
+              <w:t xml:space="preserve">86</w:t>
             </w:r>
           </w:p>
         </w:tc>
@@ -17797,7 +17797,7 @@
               <w:jc w:val="left"/>
             </w:pPr>
             <w:r>
-              <w:t xml:space="preserve">Exposed-cohort top vs bottom quartile gap = 0.8%; top-half vs bottom-half gap = 0.8%; full-overlap top vs bottom gap = 1.5%</w:t>
+              <w:t xml:space="preserve">Exposed-cohort top vs bottom quartile gap = 1.0%; top-half vs bottom-half gap = 0.8%; full-overlap top vs bottom gap = 1.7%</w:t>
             </w:r>
           </w:p>
         </w:tc>
@@ -17835,7 +17835,7 @@
               <w:jc w:val="left"/>
             </w:pPr>
             <w:r>
-              <w:t xml:space="preserve">Leading positive-contribution region = Bukhara region at 25.7%; gap after excluding Bukhara region = -0.0%</w:t>
+              <w:t xml:space="preserve">Leading positive-contribution region = Bukhara region at 25.7%; gap after excluding Tashkent city = 0.9%</w:t>
             </w:r>
           </w:p>
         </w:tc>
@@ -17873,7 +17873,7 @@
               <w:jc w:val="left"/>
             </w:pPr>
             <w:r>
-              <w:t xml:space="preserve">Median cell n = 49.5; share &gt;=10 = 97.4%; share &gt;=20 = 91.0%</w:t>
+              <w:t xml:space="preserve">Median cell n = 48.5; share &gt;=10 = 95.2%; share &gt;=20 = 88.1%</w:t>
             </w:r>
           </w:p>
         </w:tc>
@@ -17949,7 +17949,7 @@
               <w:jc w:val="left"/>
             </w:pPr>
             <w:r>
-              <w:t xml:space="preserve">Age gap vs full linked = 0.15; female-share gap = 2.7%; max region-share gap = 2.1%</w:t>
+              <w:t xml:space="preserve">Age gap vs full linked = 0.15; female-share gap = 2.7%; max region-share gap = 0.8%</w:t>
             </w:r>
           </w:p>
         </w:tc>
@@ -18199,7 +18199,7 @@
               <w:jc w:val="right"/>
             </w:pPr>
             <w:r>
-              <w:t xml:space="preserve">0.011</w:t>
+              <w:t xml:space="preserve">0.009</w:t>
             </w:r>
           </w:p>
         </w:tc>
@@ -18249,7 +18249,7 @@
               <w:jc w:val="right"/>
             </w:pPr>
             <w:r>
-              <w:t xml:space="preserve">0.016</w:t>
+              <w:t xml:space="preserve">0.017</w:t>
             </w:r>
           </w:p>
         </w:tc>
@@ -18599,7 +18599,7 @@
               <w:jc w:val="right"/>
             </w:pPr>
             <w:r>
-              <w:t xml:space="preserve">0.016</w:t>
+              <w:t xml:space="preserve">0.014</w:t>
             </w:r>
           </w:p>
         </w:tc>
@@ -18649,7 +18649,7 @@
               <w:jc w:val="right"/>
             </w:pPr>
             <w:r>
-              <w:t xml:space="preserve">0.018</w:t>
+              <w:t xml:space="preserve">0.020</w:t>
             </w:r>
           </w:p>
         </w:tc>
@@ -18799,7 +18799,7 @@
               <w:jc w:val="right"/>
             </w:pPr>
             <w:r>
-              <w:t xml:space="preserve">0.017</w:t>
+              <w:t xml:space="preserve">0.014</w:t>
             </w:r>
           </w:p>
         </w:tc>
@@ -18849,7 +18849,7 @@
               <w:jc w:val="right"/>
             </w:pPr>
             <w:r>
-              <w:t xml:space="preserve">0.032</w:t>
+              <w:t xml:space="preserve">0.035</w:t>
             </w:r>
           </w:p>
         </w:tc>
@@ -19014,19 +19014,19 @@
               <w:jc w:val="right"/>
             </w:pPr>
             <w:r>
-              <w:t xml:space="preserve">0.016</w:t>
-            </w:r>
-          </w:p>
-        </w:tc>
-        <w:tc>
-          <w:tcPr/>
-          <w:p>
-            <w:pPr>
-              <w:pStyle w:val="Compact"/>
-              <w:jc w:val="right"/>
-            </w:pPr>
-            <w:r>
-              <w:t xml:space="preserve">0.008</w:t>
+              <w:t xml:space="preserve">0.017</w:t>
+            </w:r>
+          </w:p>
+        </w:tc>
+        <w:tc>
+          <w:tcPr/>
+          <w:p>
+            <w:pPr>
+              <w:pStyle w:val="Compact"/>
+              <w:jc w:val="right"/>
+            </w:pPr>
+            <w:r>
+              <w:t xml:space="preserve">0.010</w:t>
             </w:r>
           </w:p>
         </w:tc>
@@ -19088,19 +19088,19 @@
               <w:jc w:val="right"/>
             </w:pPr>
             <w:r>
-              <w:t xml:space="preserve">0.017</w:t>
-            </w:r>
-          </w:p>
-        </w:tc>
-        <w:tc>
-          <w:tcPr/>
-          <w:p>
-            <w:pPr>
-              <w:pStyle w:val="Compact"/>
-              <w:jc w:val="right"/>
-            </w:pPr>
-            <w:r>
-              <w:t xml:space="preserve">0.010</w:t>
+              <w:t xml:space="preserve">0.019</w:t>
+            </w:r>
+          </w:p>
+        </w:tc>
+        <w:tc>
+          <w:tcPr/>
+          <w:p>
+            <w:pPr>
+              <w:pStyle w:val="Compact"/>
+              <w:jc w:val="right"/>
+            </w:pPr>
+            <w:r>
+              <w:t xml:space="preserve">0.012</w:t>
             </w:r>
           </w:p>
         </w:tc>
@@ -19162,19 +19162,19 @@
               <w:jc w:val="right"/>
             </w:pPr>
             <w:r>
-              <w:t xml:space="preserve">0.007</w:t>
-            </w:r>
-          </w:p>
-        </w:tc>
-        <w:tc>
-          <w:tcPr/>
-          <w:p>
-            <w:pPr>
-              <w:pStyle w:val="Compact"/>
-              <w:jc w:val="right"/>
-            </w:pPr>
-            <w:r>
-              <w:t xml:space="preserve">0.000</w:t>
+              <w:t xml:space="preserve">0.009</w:t>
+            </w:r>
+          </w:p>
+        </w:tc>
+        <w:tc>
+          <w:tcPr/>
+          <w:p>
+            <w:pPr>
+              <w:pStyle w:val="Compact"/>
+              <w:jc w:val="right"/>
+            </w:pPr>
+            <w:r>
+              <w:t xml:space="preserve">0.002</w:t>
             </w:r>
           </w:p>
         </w:tc>
@@ -19236,19 +19236,19 @@
               <w:jc w:val="right"/>
             </w:pPr>
             <w:r>
-              <w:t xml:space="preserve">0.017</w:t>
-            </w:r>
-          </w:p>
-        </w:tc>
-        <w:tc>
-          <w:tcPr/>
-          <w:p>
-            <w:pPr>
-              <w:pStyle w:val="Compact"/>
-              <w:jc w:val="right"/>
-            </w:pPr>
-            <w:r>
-              <w:t xml:space="preserve">0.009</w:t>
+              <w:t xml:space="preserve">0.018</w:t>
+            </w:r>
+          </w:p>
+        </w:tc>
+        <w:tc>
+          <w:tcPr/>
+          <w:p>
+            <w:pPr>
+              <w:pStyle w:val="Compact"/>
+              <w:jc w:val="right"/>
+            </w:pPr>
+            <w:r>
+              <w:t xml:space="preserve">0.011</w:t>
             </w:r>
           </w:p>
         </w:tc>
@@ -19310,19 +19310,19 @@
               <w:jc w:val="right"/>
             </w:pPr>
             <w:r>
-              <w:t xml:space="preserve">0.017</w:t>
-            </w:r>
-          </w:p>
-        </w:tc>
-        <w:tc>
-          <w:tcPr/>
-          <w:p>
-            <w:pPr>
-              <w:pStyle w:val="Compact"/>
-              <w:jc w:val="right"/>
-            </w:pPr>
-            <w:r>
-              <w:t xml:space="preserve">0.009</w:t>
+              <w:t xml:space="preserve">0.019</w:t>
+            </w:r>
+          </w:p>
+        </w:tc>
+        <w:tc>
+          <w:tcPr/>
+          <w:p>
+            <w:pPr>
+              <w:pStyle w:val="Compact"/>
+              <w:jc w:val="right"/>
+            </w:pPr>
+            <w:r>
+              <w:t xml:space="preserve">0.011</w:t>
             </w:r>
           </w:p>
         </w:tc>
@@ -19384,19 +19384,19 @@
               <w:jc w:val="right"/>
             </w:pPr>
             <w:r>
-              <w:t xml:space="preserve">0.017</w:t>
-            </w:r>
-          </w:p>
-        </w:tc>
-        <w:tc>
-          <w:tcPr/>
-          <w:p>
-            <w:pPr>
-              <w:pStyle w:val="Compact"/>
-              <w:jc w:val="right"/>
-            </w:pPr>
-            <w:r>
-              <w:t xml:space="preserve">0.010</w:t>
+              <w:t xml:space="preserve">0.019</w:t>
+            </w:r>
+          </w:p>
+        </w:tc>
+        <w:tc>
+          <w:tcPr/>
+          <w:p>
+            <w:pPr>
+              <w:pStyle w:val="Compact"/>
+              <w:jc w:val="right"/>
+            </w:pPr>
+            <w:r>
+              <w:t xml:space="preserve">0.012</w:t>
             </w:r>
           </w:p>
         </w:tc>
@@ -19458,19 +19458,19 @@
               <w:jc w:val="right"/>
             </w:pPr>
             <w:r>
-              <w:t xml:space="preserve">0.017</w:t>
-            </w:r>
-          </w:p>
-        </w:tc>
-        <w:tc>
-          <w:tcPr/>
-          <w:p>
-            <w:pPr>
-              <w:pStyle w:val="Compact"/>
-              <w:jc w:val="right"/>
-            </w:pPr>
-            <w:r>
-              <w:t xml:space="preserve">0.009</w:t>
+              <w:t xml:space="preserve">0.019</w:t>
+            </w:r>
+          </w:p>
+        </w:tc>
+        <w:tc>
+          <w:tcPr/>
+          <w:p>
+            <w:pPr>
+              <w:pStyle w:val="Compact"/>
+              <w:jc w:val="right"/>
+            </w:pPr>
+            <w:r>
+              <w:t xml:space="preserve">0.011</w:t>
             </w:r>
           </w:p>
         </w:tc>
@@ -19532,31 +19532,31 @@
               <w:jc w:val="right"/>
             </w:pPr>
             <w:r>
-              <w:t xml:space="preserve">0.016</w:t>
-            </w:r>
-          </w:p>
-        </w:tc>
-        <w:tc>
-          <w:tcPr/>
-          <w:p>
-            <w:pPr>
-              <w:pStyle w:val="Compact"/>
-              <w:jc w:val="right"/>
-            </w:pPr>
-            <w:r>
-              <w:t xml:space="preserve">0.013</w:t>
-            </w:r>
-          </w:p>
-        </w:tc>
-        <w:tc>
-          <w:tcPr/>
-          <w:p>
-            <w:pPr>
-              <w:pStyle w:val="Compact"/>
-              <w:jc w:val="right"/>
-            </w:pPr>
-            <w:r>
-              <w:t xml:space="preserve">0.011</w:t>
+              <w:t xml:space="preserve">0.018</w:t>
+            </w:r>
+          </w:p>
+        </w:tc>
+        <w:tc>
+          <w:tcPr/>
+          <w:p>
+            <w:pPr>
+              <w:pStyle w:val="Compact"/>
+              <w:jc w:val="right"/>
+            </w:pPr>
+            <w:r>
+              <w:t xml:space="preserve">0.015</w:t>
+            </w:r>
+          </w:p>
+        </w:tc>
+        <w:tc>
+          <w:tcPr/>
+          <w:p>
+            <w:pPr>
+              <w:pStyle w:val="Compact"/>
+              <w:jc w:val="right"/>
+            </w:pPr>
+            <w:r>
+              <w:t xml:space="preserve">0.010</w:t>
             </w:r>
           </w:p>
         </w:tc>
@@ -19606,19 +19606,19 @@
               <w:jc w:val="right"/>
             </w:pPr>
             <w:r>
-              <w:t xml:space="preserve">0.015</w:t>
-            </w:r>
-          </w:p>
-        </w:tc>
-        <w:tc>
-          <w:tcPr/>
-          <w:p>
-            <w:pPr>
-              <w:pStyle w:val="Compact"/>
-              <w:jc w:val="right"/>
-            </w:pPr>
-            <w:r>
-              <w:t xml:space="preserve">0.008</w:t>
+              <w:t xml:space="preserve">0.017</w:t>
+            </w:r>
+          </w:p>
+        </w:tc>
+        <w:tc>
+          <w:tcPr/>
+          <w:p>
+            <w:pPr>
+              <w:pStyle w:val="Compact"/>
+              <w:jc w:val="right"/>
+            </w:pPr>
+            <w:r>
+              <w:t xml:space="preserve">0.010</w:t>
             </w:r>
           </w:p>
         </w:tc>
@@ -19680,19 +19680,19 @@
               <w:jc w:val="right"/>
             </w:pPr>
             <w:r>
-              <w:t xml:space="preserve">0.015</w:t>
-            </w:r>
-          </w:p>
-        </w:tc>
-        <w:tc>
-          <w:tcPr/>
-          <w:p>
-            <w:pPr>
-              <w:pStyle w:val="Compact"/>
-              <w:jc w:val="right"/>
-            </w:pPr>
-            <w:r>
-              <w:t xml:space="preserve">0.007</w:t>
+              <w:t xml:space="preserve">0.016</w:t>
+            </w:r>
+          </w:p>
+        </w:tc>
+        <w:tc>
+          <w:tcPr/>
+          <w:p>
+            <w:pPr>
+              <w:pStyle w:val="Compact"/>
+              <w:jc w:val="right"/>
+            </w:pPr>
+            <w:r>
+              <w:t xml:space="preserve">0.008</w:t>
             </w:r>
           </w:p>
         </w:tc>
@@ -19754,19 +19754,19 @@
               <w:jc w:val="right"/>
             </w:pPr>
             <w:r>
-              <w:t xml:space="preserve">0.017</w:t>
-            </w:r>
-          </w:p>
-        </w:tc>
-        <w:tc>
-          <w:tcPr/>
-          <w:p>
-            <w:pPr>
-              <w:pStyle w:val="Compact"/>
-              <w:jc w:val="right"/>
-            </w:pPr>
-            <w:r>
-              <w:t xml:space="preserve">0.008</w:t>
+              <w:t xml:space="preserve">0.019</w:t>
+            </w:r>
+          </w:p>
+        </w:tc>
+        <w:tc>
+          <w:tcPr/>
+          <w:p>
+            <w:pPr>
+              <w:pStyle w:val="Compact"/>
+              <w:jc w:val="right"/>
+            </w:pPr>
+            <w:r>
+              <w:t xml:space="preserve">0.010</w:t>
             </w:r>
           </w:p>
         </w:tc>
@@ -19828,19 +19828,19 @@
               <w:jc w:val="right"/>
             </w:pPr>
             <w:r>
-              <w:t xml:space="preserve">0.017</w:t>
-            </w:r>
-          </w:p>
-        </w:tc>
-        <w:tc>
-          <w:tcPr/>
-          <w:p>
-            <w:pPr>
-              <w:pStyle w:val="Compact"/>
-              <w:jc w:val="right"/>
-            </w:pPr>
-            <w:r>
-              <w:t xml:space="preserve">0.008</w:t>
+              <w:t xml:space="preserve">0.019</w:t>
+            </w:r>
+          </w:p>
+        </w:tc>
+        <w:tc>
+          <w:tcPr/>
+          <w:p>
+            <w:pPr>
+              <w:pStyle w:val="Compact"/>
+              <w:jc w:val="right"/>
+            </w:pPr>
+            <w:r>
+              <w:t xml:space="preserve">0.010</w:t>
             </w:r>
           </w:p>
         </w:tc>
@@ -19902,19 +19902,19 @@
               <w:jc w:val="right"/>
             </w:pPr>
             <w:r>
-              <w:t xml:space="preserve">0.016</w:t>
-            </w:r>
-          </w:p>
-        </w:tc>
-        <w:tc>
-          <w:tcPr/>
-          <w:p>
-            <w:pPr>
-              <w:pStyle w:val="Compact"/>
-              <w:jc w:val="right"/>
-            </w:pPr>
-            <w:r>
-              <w:t xml:space="preserve">0.009</w:t>
+              <w:t xml:space="preserve">0.018</w:t>
+            </w:r>
+          </w:p>
+        </w:tc>
+        <w:tc>
+          <w:tcPr/>
+          <w:p>
+            <w:pPr>
+              <w:pStyle w:val="Compact"/>
+              <w:jc w:val="right"/>
+            </w:pPr>
+            <w:r>
+              <w:t xml:space="preserve">0.011</w:t>
             </w:r>
           </w:p>
         </w:tc>
@@ -19940,6 +19940,80 @@
               <w:jc w:val="left"/>
             </w:pPr>
             <w:r>
+              <w:t xml:space="preserve">Tashkent city</w:t>
+            </w:r>
+          </w:p>
+        </w:tc>
+        <w:tc>
+          <w:tcPr/>
+          <w:p>
+            <w:pPr>
+              <w:pStyle w:val="Compact"/>
+              <w:jc w:val="right"/>
+            </w:pPr>
+            <w:r>
+              <w:t xml:space="preserve">3916</w:t>
+            </w:r>
+          </w:p>
+        </w:tc>
+        <w:tc>
+          <w:tcPr/>
+          <w:p>
+            <w:pPr>
+              <w:pStyle w:val="Compact"/>
+              <w:jc w:val="right"/>
+            </w:pPr>
+            <w:r>
+              <w:t xml:space="preserve">0.008</w:t>
+            </w:r>
+          </w:p>
+        </w:tc>
+        <w:tc>
+          <w:tcPr/>
+          <w:p>
+            <w:pPr>
+              <w:pStyle w:val="Compact"/>
+              <w:jc w:val="right"/>
+            </w:pPr>
+            <w:r>
+              <w:t xml:space="preserve">0.017</w:t>
+            </w:r>
+          </w:p>
+        </w:tc>
+        <w:tc>
+          <w:tcPr/>
+          <w:p>
+            <w:pPr>
+              <w:pStyle w:val="Compact"/>
+              <w:jc w:val="right"/>
+            </w:pPr>
+            <w:r>
+              <w:t xml:space="preserve">0.009</w:t>
+            </w:r>
+          </w:p>
+        </w:tc>
+        <w:tc>
+          <w:tcPr/>
+          <w:p>
+            <w:pPr>
+              <w:pStyle w:val="Compact"/>
+              <w:jc w:val="right"/>
+            </w:pPr>
+            <w:r>
+              <w:t xml:space="preserve">0.010</w:t>
+            </w:r>
+          </w:p>
+        </w:tc>
+      </w:tr>
+      <w:tr>
+        <w:tc>
+          <w:tcPr/>
+          <w:p>
+            <w:pPr>
+              <w:pStyle w:val="Compact"/>
+              <w:jc w:val="left"/>
+            </w:pPr>
+            <w:r>
               <w:t xml:space="preserve">Tashkent region</w:t>
             </w:r>
           </w:p>
@@ -19952,43 +20026,43 @@
               <w:jc w:val="right"/>
             </w:pPr>
             <w:r>
-              <w:t xml:space="preserve">3540</w:t>
-            </w:r>
-          </w:p>
-        </w:tc>
-        <w:tc>
-          <w:tcPr/>
-          <w:p>
-            <w:pPr>
-              <w:pStyle w:val="Compact"/>
-              <w:jc w:val="right"/>
-            </w:pPr>
-            <w:r>
-              <w:t xml:space="preserve">0.007</w:t>
-            </w:r>
-          </w:p>
-        </w:tc>
-        <w:tc>
-          <w:tcPr/>
-          <w:p>
-            <w:pPr>
-              <w:pStyle w:val="Compact"/>
-              <w:jc w:val="right"/>
-            </w:pPr>
-            <w:r>
-              <w:t xml:space="preserve">0.021</w:t>
-            </w:r>
-          </w:p>
-        </w:tc>
-        <w:tc>
-          <w:tcPr/>
-          <w:p>
-            <w:pPr>
-              <w:pStyle w:val="Compact"/>
-              <w:jc w:val="right"/>
-            </w:pPr>
-            <w:r>
-              <w:t xml:space="preserve">0.013</w:t>
+              <w:t xml:space="preserve">3738</w:t>
+            </w:r>
+          </w:p>
+        </w:tc>
+        <w:tc>
+          <w:tcPr/>
+          <w:p>
+            <w:pPr>
+              <w:pStyle w:val="Compact"/>
+              <w:jc w:val="right"/>
+            </w:pPr>
+            <w:r>
+              <w:t xml:space="preserve">0.008</w:t>
+            </w:r>
+          </w:p>
+        </w:tc>
+        <w:tc>
+          <w:tcPr/>
+          <w:p>
+            <w:pPr>
+              <w:pStyle w:val="Compact"/>
+              <w:jc w:val="right"/>
+            </w:pPr>
+            <w:r>
+              <w:t xml:space="preserve">0.019</w:t>
+            </w:r>
+          </w:p>
+        </w:tc>
+        <w:tc>
+          <w:tcPr/>
+          <w:p>
+            <w:pPr>
+              <w:pStyle w:val="Compact"/>
+              <w:jc w:val="right"/>
+            </w:pPr>
+            <w:r>
+              <w:t xml:space="preserve">0.012</w:t>
             </w:r>
           </w:p>
         </w:tc>
@@ -20218,67 +20292,67 @@
               <w:jc w:val="right"/>
             </w:pPr>
             <w:r>
-              <w:t xml:space="preserve">78</w:t>
-            </w:r>
-          </w:p>
-        </w:tc>
-        <w:tc>
-          <w:tcPr/>
-          <w:p>
-            <w:pPr>
-              <w:pStyle w:val="Compact"/>
-              <w:jc w:val="right"/>
-            </w:pPr>
-            <w:r>
-              <w:t xml:space="preserve">6</w:t>
-            </w:r>
-          </w:p>
-        </w:tc>
-        <w:tc>
-          <w:tcPr/>
-          <w:p>
-            <w:pPr>
-              <w:pStyle w:val="Compact"/>
-              <w:jc w:val="right"/>
-            </w:pPr>
-            <w:r>
-              <w:t xml:space="preserve">30.25</w:t>
-            </w:r>
-          </w:p>
-        </w:tc>
-        <w:tc>
-          <w:tcPr/>
-          <w:p>
-            <w:pPr>
-              <w:pStyle w:val="Compact"/>
-              <w:jc w:val="right"/>
-            </w:pPr>
-            <w:r>
-              <w:t xml:space="preserve">49.5</w:t>
-            </w:r>
-          </w:p>
-        </w:tc>
-        <w:tc>
-          <w:tcPr/>
-          <w:p>
-            <w:pPr>
-              <w:pStyle w:val="Compact"/>
-              <w:jc w:val="right"/>
-            </w:pPr>
-            <w:r>
-              <w:t xml:space="preserve">71</w:t>
-            </w:r>
-          </w:p>
-        </w:tc>
-        <w:tc>
-          <w:tcPr/>
-          <w:p>
-            <w:pPr>
-              <w:pStyle w:val="Compact"/>
-              <w:jc w:val="right"/>
-            </w:pPr>
-            <w:r>
-              <w:t xml:space="preserve">154</w:t>
+              <w:t xml:space="preserve">84</w:t>
+            </w:r>
+          </w:p>
+        </w:tc>
+        <w:tc>
+          <w:tcPr/>
+          <w:p>
+            <w:pPr>
+              <w:pStyle w:val="Compact"/>
+              <w:jc w:val="right"/>
+            </w:pPr>
+            <w:r>
+              <w:t xml:space="preserve">5</w:t>
+            </w:r>
+          </w:p>
+        </w:tc>
+        <w:tc>
+          <w:tcPr/>
+          <w:p>
+            <w:pPr>
+              <w:pStyle w:val="Compact"/>
+              <w:jc w:val="right"/>
+            </w:pPr>
+            <w:r>
+              <w:t xml:space="preserve">27.75</w:t>
+            </w:r>
+          </w:p>
+        </w:tc>
+        <w:tc>
+          <w:tcPr/>
+          <w:p>
+            <w:pPr>
+              <w:pStyle w:val="Compact"/>
+              <w:jc w:val="right"/>
+            </w:pPr>
+            <w:r>
+              <w:t xml:space="preserve">48.5</w:t>
+            </w:r>
+          </w:p>
+        </w:tc>
+        <w:tc>
+          <w:tcPr/>
+          <w:p>
+            <w:pPr>
+              <w:pStyle w:val="Compact"/>
+              <w:jc w:val="right"/>
+            </w:pPr>
+            <w:r>
+              <w:t xml:space="preserve">67.25</w:t>
+            </w:r>
+          </w:p>
+        </w:tc>
+        <w:tc>
+          <w:tcPr/>
+          <w:p>
+            <w:pPr>
+              <w:pStyle w:val="Compact"/>
+              <w:jc w:val="right"/>
+            </w:pPr>
+            <w:r>
+              <w:t xml:space="preserve">115</w:t>
             </w:r>
           </w:p>
         </w:tc>
@@ -20302,19 +20376,19 @@
               <w:jc w:val="right"/>
             </w:pPr>
             <w:r>
-              <w:t xml:space="preserve">0.974</w:t>
-            </w:r>
-          </w:p>
-        </w:tc>
-        <w:tc>
-          <w:tcPr/>
-          <w:p>
-            <w:pPr>
-              <w:pStyle w:val="Compact"/>
-              <w:jc w:val="right"/>
-            </w:pPr>
-            <w:r>
-              <w:t xml:space="preserve">0.91</w:t>
+              <w:t xml:space="preserve">0.952</w:t>
+            </w:r>
+          </w:p>
+        </w:tc>
+        <w:tc>
+          <w:tcPr/>
+          <w:p>
+            <w:pPr>
+              <w:pStyle w:val="Compact"/>
+              <w:jc w:val="right"/>
+            </w:pPr>
+            <w:r>
+              <w:t xml:space="preserve">0.881</w:t>
             </w:r>
           </w:p>
         </w:tc>
@@ -20680,19 +20754,19 @@
               <w:jc w:val="right"/>
             </w:pPr>
             <w:r>
-              <w:t xml:space="preserve">0.013</w:t>
-            </w:r>
-          </w:p>
-        </w:tc>
-        <w:tc>
-          <w:tcPr/>
-          <w:p>
-            <w:pPr>
-              <w:pStyle w:val="Compact"/>
-              <w:jc w:val="right"/>
-            </w:pPr>
-            <w:r>
-              <w:t xml:space="preserve">0.126</w:t>
+              <w:t xml:space="preserve">0.055</w:t>
+            </w:r>
+          </w:p>
+        </w:tc>
+        <w:tc>
+          <w:tcPr/>
+          <w:p>
+            <w:pPr>
+              <w:pStyle w:val="Compact"/>
+              <w:jc w:val="right"/>
+            </w:pPr>
+            <w:r>
+              <w:t xml:space="preserve">0.118</w:t>
             </w:r>
           </w:p>
         </w:tc>
@@ -20766,19 +20840,19 @@
               <w:jc w:val="right"/>
             </w:pPr>
             <w:r>
-              <w:t xml:space="preserve">0.000</w:t>
-            </w:r>
-          </w:p>
-        </w:tc>
-        <w:tc>
-          <w:tcPr/>
-          <w:p>
-            <w:pPr>
-              <w:pStyle w:val="Compact"/>
-              <w:jc w:val="right"/>
-            </w:pPr>
-            <w:r>
-              <w:t xml:space="preserve">0.146</w:t>
+              <w:t xml:space="preserve">0.059</w:t>
+            </w:r>
+          </w:p>
+        </w:tc>
+        <w:tc>
+          <w:tcPr/>
+          <w:p>
+            <w:pPr>
+              <w:pStyle w:val="Compact"/>
+              <w:jc w:val="right"/>
+            </w:pPr>
+            <w:r>
+              <w:t xml:space="preserve">0.119</w:t>
             </w:r>
           </w:p>
         </w:tc>
